--- a/fra/docx/58.content.docx
+++ b/fra/docx/58.content.docx
@@ -136,13 +136,6 @@
         <w:rPr>
           <w:lang w:val="fr_FR" w:bidi="fr_FR"/>
         </w:rPr>
-      </w:r>
-      <w:r>
-        <w:rPr>
-          <w:i/>
-          <w:lang w:val="fr_FR" w:bidi="fr_FR"/>
-        </w:rPr>
-        <w:t>Hébreux 1.1, Hébreux 1.2, Hébreux 1.2 (#2), Hébreux 1.3, Hébreux 1.3 (#2), Hébreux 1.4, Hébreux 1.6, Hébreux 1.8, Hébreux 1.9, Hébreux 1.10–11, Hébreux 1.13, Hébreux 1.14, Hébreux 2.1, Hébreux 2.2, Hébreux 2.4, Hébreux 2.5, Hébreux 2.7–8, Hébreux 2.9, Hébreux 2.9 (#2), Hébreux 2.10, Hébreux 2.11, Hébreux 2.14, Hébreux 2.15, Hébreux 2.17, Hébreux 2.18, Hébreux 3.1, Hébreux 3.2–3, Hébreux 3.5, Hébreux 3.5 (#2), Hébreux 3.6, Hébreux 3.6 (#2), Hébreux 3.7–8, Hébreux 3.10–11, Hébreux 3.12, Hébreux 3.13, Hébreux 3.14, Hébreux 3.17, Hébreux 3.17 (#2), Hébreux 3.19, Hébreux 4.2, Hébreux 4.2 (#2), Hébreux 4.3, Hébreux 4.3–4, Hébreux 4.5–6, Hébreux 4.7, Hébreux 4.7 (#2), Hébreux 4.9, Hébreux 4.10, Hébreux 4.11, Hébreux 4.12, Hébreux 4.12 (#2), Hébreux 4.12 (#3), Hébreux 4.13, Hébreux 4.14, Hébreux 4.15, Hébreux 4.15 (#2), Hébreux 4.16, Hébreux 5.1, Hébreux 5.3, Hébreux 5.4, Hébreux 5.5, Hébreux 5.6, Hébreux 5.6 (#2), Hébreux 5.7, Hébreux 5.8, Hébreux 5.9, Hébreux 5.11, Hébreux 5.14, Hébreux 6.1, Hébreux 6.1–2, Hébreux 6.4–5, Hébreux 6.4–6, Hébreux 6.6, Hébreux 6.7–8, Hébreux 6.9, Hébreux 6.10, Hébreux 6.12, Hébreux 6.13–15, Hébreux 6.17, Hébreux 6.18, Hébreux 6.19, Hébreux 6.19–20, Hébreux 7.1, Hébreux 7.2, Hébreux 7.2 (#2), Hébreux 7.3, Hébreux 7.5, Hébreux 7.7, Hébreux 7.9–10, Hébreux 7.12, Hébreux 7.14, Hébreux 7.16, Hébreux 7.18–19, Hébreux 7.21, Hébreux 7.22, Hébreux 7.25, Hébreux 7.26, Hébreux 7.26 (#2), Hébreux 7.27, Hébreux 7.28, Hébreux 8.1, Hébreux 8.2, Hébreux 8.3, Hébreux 8.4, Hébreux 8.5, Hébreux 8.5 (#2), Hébreux 8.6, Hébreux 8.8, Hébreux 8.10, Hébreux 8.11, Hébreux 8.12, Hébreux 8.13, Hébreux 9.1–2, Hébreux 9.2, Hébreux 9.3–4, Hébreux 9.7, Hébreux 9.9, Hébreux 9.9 (#2), Hébreux 9.10, Hébreux 9.11, Hébreux 9.12, Hébreux 9.12 (#2), Hébreux 9.14, Hébreux 9.15, Hébreux 9.17, Hébreux 9.18–19, Hébreux 9.22, Hébreux 9.24, Hébreux 9.26, Hébreux 9.27, Hébreux 9.28, Hébreux 10.1, Hébreux 10.3, Hébreux 10.4, Hébreux 10.5, Hébreux 10.8, Hébreux 10.10, Hébreux 10.12–13, Hébreux 10.14, Hébreux 10.18, Hébreux 10.19, Hébreux 10.22, Hébreux 10.23, Hébreux 10.25, Hébreux 10.26–27, Hébreux 10.28–29, Hébreux 10.30, Hébreux 10.34, Hébreux 10.35–36, Hébreux 10.38, Hébreux 10.38 (#2), Hébreux 10.39, Hébreux 11.1, Hébreux 11.3, Hébreux 11.4, Hébreux 11.6, Hébreux 11.7, Hébreux 11.11, Hébreux 11.13, Hébreux 11.13 (#2), Hébreux 11.16, Hébreux 11.17–19, Hébreux 11.22, Hébreux 11.24–26, Hébreux 11.28, Hébreux 11.31, Hébreux 11.33–34, Hébreux 11.35–38, Hébreux 11.39, Hébreux 11.40, Hébreux 12.1, Hébreux 12.2, Hébreux 12.3, Hébreux 12.6, Hébreux 12.8, Hébreux 12.10, Hébreux 12.11, Hébreux 12.14, Hébreux 12.15, Hébreux 12.17, Hébreux 12.19, Hébreux 12.22, Hébreux 12.23, Hébreux 12.23–24, Hébreux 12.25, Hébreux 12.26, Hébreux 12.28, Hébreux 12.28 (#2), Hébreux 12.29, Hébreux 13.2, Hébreux 13.3, Hébreux 13.4, Hébreux 13.4 (#2), Hébreux 13.5, Hébreux 13.7, Hébreux 13.9, Hébreux 13.11, Hébreux 13.12, Hébreux 13.13, Hébreux 13.14, Hébreux 13.14 (#2), Hébreux 13.15, Hébreux 13.17, Hébreux 13.21, Hébreux 13.23</w:t>
       </w:r>
       <w:r>
         <w:rPr>

--- a/fra/docx/58.content.docx
+++ b/fra/docx/58.content.docx
@@ -123,19 +123,6 @@
           <w:lang w:val="fr_FR" w:bidi="fr_FR"/>
         </w:rPr>
         <w:t>HEB</w:t>
-      </w:r>
-      <w:r>
-        <w:rPr>
-          <w:lang w:val="fr_FR" w:bidi="fr_FR"/>
-        </w:rPr>
-      </w:r>
-    </w:p>
-    <w:p>
-      <w:pPr/>
-      <w:r>
-        <w:rPr>
-          <w:lang w:val="fr_FR" w:bidi="fr_FR"/>
-        </w:rPr>
       </w:r>
       <w:r>
         <w:rPr>

--- a/fra/docx/58.content.docx
+++ b/fra/docx/58.content.docx
@@ -19,7 +19,7 @@
         <w:rPr>
           <w:lang w:val="fr_FR" w:bidi="fr_FR"/>
         </w:rPr>
-        <w:t>Resource: Questions de Traduction (unfoldingWord)</w:t>
+        <w:t>Resource: unfoldingWord® Translation Questions</w:t>
       </w:r>
       <w:r>
         <w:rPr>
@@ -85,7 +85,7 @@
         <w:rPr>
           <w:lang w:val="fr_FR" w:bidi="fr_FR"/>
         </w:rPr>
-        <w:t>Questions de Traduction (unfoldingWord)</w:t>
+        <w:t>unfoldingWord® Translation Questions</w:t>
       </w:r>
     </w:p>
     <w:p>
